--- a/materialien/Akte7_Generalprobe/3_Klausur/DD_A7_Klausur_eA.docx
+++ b/materialien/Akte7_Generalprobe/3_Klausur/DD_A7_Klausur_eA.docx
@@ -150,7 +150,7 @@
     </w:p>
     <w:p>
       <w:r>
-        <w:t>Bearbeiten Sie die Aufgaben auf gesondertem Papier und notieren Sie auf jedem Blatt Ihren Namen (bei der Generalprobe Ihre Ermittlernummer). Die Bewertungseinheiten (BE) stehen hinter jeder Teilaufgabe.</w:t>
+        <w:t>Bearbeiten Sie die Aufgaben auf gesondertem Papier und schreiben Sie auf jedem Blatt Ihren Namen (bei der Generalprobe Ihre Ermittlernummer). Die Bewertungseinheiten (BE) stehen hinter jeder Teilaufgabe.</w:t>
       </w:r>
     </w:p>
     <w:p>

--- a/materialien/Akte7_Generalprobe/3_Klausur/DD_A7_Klausur_eA.docx
+++ b/materialien/Akte7_Generalprobe/3_Klausur/DD_A7_Klausur_eA.docx
@@ -82,7 +82,7 @@
                 <w:color w:val="46525E"/>
                 <w:sz w:val="18"/>
               </w:rPr>
-              <w:t>Bearbeitungszeit: 135 Minuten · Hilfsmittel: Operatorenübersicht · Gesamt: 60 BE</w:t>
+              <w:t>Bearbeitungszeit: 135 Minuten · Hilfsmittel: Operatorenübersicht, Ergänzende Hinweise §8 (Anlage) · Gesamt: 60 BE</w:t>
             </w:r>
           </w:p>
         </w:tc>
@@ -7485,6 +7485,188 @@
         <w:t xml:space="preserve"> Sie das Vorhaben digitaler Einsatzprotokolle (Material 6) unter Bezug auf zwei Grundsätze der DSGVO und auf die besondere Kategorie der Gesundheitsdaten und erläutern Sie eine technische Maßnahme zum Schutz der Daten. [4 BE]</w:t>
       </w:r>
     </w:p>
+    <w:p>
+      <w:r>
+        <w:br w:type="page"/>
+      </w:r>
+    </w:p>
+    <w:p>
+      <w:pPr>
+        <w:pStyle w:val="Heading1"/>
+      </w:pPr>
+      <w:r>
+        <w:t>Anlage · Ergänzende Hinweise §8 – Datenbankabfragen</w:t>
+      </w:r>
+    </w:p>
+    <w:p>
+      <w:pPr/>
+      <w:r>
+        <w:rPr>
+          <w:i/>
+        </w:rPr>
+        <w:t>Auszug aus den Ergänzenden Hinweisen zum Kerncurriculum Informatik (Niedersächsisches Kultusministerium, Neufassung Juni 2025), Abschnitt 8 – im Abitur als Hilfsmittel zugelassen.</w:t>
+      </w:r>
+    </w:p>
+    <w:p>
+      <w:pPr/>
+      <w:r>
+        <w:t>In den Aufgabenstellungen und in den erwarteten Lösungen wird die Abfragesprache SQL mit dem folgenden Sprachumfang unter Berücksichtigung der angegebenen Operatoren und Aggregatfunktionen verwendet. Verschachtelte SQL-Anweisungen werden im Rahmen der zentralen Prüfungsaufgaben nicht thematisiert.</w:t>
+      </w:r>
+    </w:p>
+    <w:p>
+      <w:pPr/>
+      <w:r>
+        <w:rPr>
+          <w:b/>
+        </w:rPr>
+        <w:t>SELECT-Anweisung:</w:t>
+      </w:r>
+    </w:p>
+    <w:p>
+      <w:pPr>
+        <w:spacing w:after="0"/>
+        <w:ind w:left="280"/>
+      </w:pPr>
+      <w:r>
+        <w:rPr>
+          <w:rFonts w:ascii="IBM Plex Mono" w:hAnsi="IBM Plex Mono" w:eastAsia="IBM Plex Mono" w:cs="IBM Plex Mono"/>
+          <w:sz w:val="19"/>
+        </w:rPr>
+        <w:t>SELECT [DISTINCT] * | spalte1 [AS s1], spalte2 [AS s2], …</w:t>
+      </w:r>
+    </w:p>
+    <w:p>
+      <w:pPr>
+        <w:spacing w:after="0"/>
+        <w:ind w:left="280"/>
+      </w:pPr>
+      <w:r>
+        <w:rPr>
+          <w:rFonts w:ascii="IBM Plex Mono" w:hAnsi="IBM Plex Mono" w:eastAsia="IBM Plex Mono" w:cs="IBM Plex Mono"/>
+          <w:sz w:val="19"/>
+        </w:rPr>
+        <w:t>FROM tabelle1 [t1], tabelle2 [t2], …</w:t>
+      </w:r>
+    </w:p>
+    <w:p>
+      <w:pPr>
+        <w:spacing w:after="0"/>
+        <w:ind w:left="280"/>
+      </w:pPr>
+      <w:r>
+        <w:rPr>
+          <w:rFonts w:ascii="IBM Plex Mono" w:hAnsi="IBM Plex Mono" w:eastAsia="IBM Plex Mono" w:cs="IBM Plex Mono"/>
+          <w:sz w:val="19"/>
+        </w:rPr>
+        <w:t>[WHERE bedingung1 (AND | OR) bedingung2 (AND | OR) … ]</w:t>
+      </w:r>
+    </w:p>
+    <w:p>
+      <w:pPr>
+        <w:spacing w:after="0"/>
+        <w:ind w:left="280"/>
+      </w:pPr>
+      <w:r>
+        <w:rPr>
+          <w:rFonts w:ascii="IBM Plex Mono" w:hAnsi="IBM Plex Mono" w:eastAsia="IBM Plex Mono" w:cs="IBM Plex Mono"/>
+          <w:sz w:val="19"/>
+        </w:rPr>
+        <w:t>[GROUP BY spalte1, spalte2, …</w:t>
+      </w:r>
+    </w:p>
+    <w:p>
+      <w:pPr>
+        <w:spacing w:after="0"/>
+        <w:ind w:left="280"/>
+      </w:pPr>
+      <w:r>
+        <w:rPr>
+          <w:rFonts w:ascii="IBM Plex Mono" w:hAnsi="IBM Plex Mono" w:eastAsia="IBM Plex Mono" w:cs="IBM Plex Mono"/>
+          <w:sz w:val="19"/>
+        </w:rPr>
+        <w:t>[HAVING gruppenBedingung1 (AND | OR) gruppenBedingung2 (AND | OR) …]]</w:t>
+      </w:r>
+    </w:p>
+    <w:p>
+      <w:pPr>
+        <w:spacing w:after="0"/>
+        <w:ind w:left="280"/>
+      </w:pPr>
+      <w:r>
+        <w:rPr>
+          <w:rFonts w:ascii="IBM Plex Mono" w:hAnsi="IBM Plex Mono" w:eastAsia="IBM Plex Mono" w:cs="IBM Plex Mono"/>
+          <w:sz w:val="19"/>
+        </w:rPr>
+        <w:t>[ORDER BY spalte1 [ASC | DESC], spalte2 [ASC | DESC], …]</w:t>
+      </w:r>
+    </w:p>
+    <w:p>
+      <w:pPr>
+        <w:spacing w:after="120"/>
+        <w:ind w:left="280"/>
+      </w:pPr>
+      <w:r>
+        <w:rPr>
+          <w:rFonts w:ascii="IBM Plex Mono" w:hAnsi="IBM Plex Mono" w:eastAsia="IBM Plex Mono" w:cs="IBM Plex Mono"/>
+          <w:sz w:val="19"/>
+        </w:rPr>
+        <w:t>[LIMIT anzahl]</w:t>
+      </w:r>
+    </w:p>
+    <w:p>
+      <w:pPr/>
+      <w:r>
+        <w:t>Angaben in eckigen Klammern sind optional. Spalten können Attribute, Aggregatfunktionen oder Berechnungen sein. Bei GROUP BY und ORDER BY ist auch die Angabe eines Alias möglich.</w:t>
+      </w:r>
+    </w:p>
+    <w:p>
+      <w:pPr/>
+      <w:r>
+        <w:rPr>
+          <w:b/>
+        </w:rPr>
+        <w:t xml:space="preserve">Operatoren für Berechnungen: </w:t>
+      </w:r>
+      <w:r>
+        <w:t>+, -, *, /</w:t>
+      </w:r>
+    </w:p>
+    <w:p>
+      <w:pPr/>
+      <w:r>
+        <w:rPr>
+          <w:b/>
+        </w:rPr>
+        <w:t xml:space="preserve">Operatoren für Vergleiche in Bedingungen: </w:t>
+      </w:r>
+      <w:r>
+        <w:t>=, != (ungleich), &gt;, &lt;, &gt;=, &lt;=, NOT, IS NULL, IN, BETWEEN, LIKE (mit den Platzhaltern _ (für genau ein Zeichen) und % (für beliebig viele Zeichen))</w:t>
+      </w:r>
+    </w:p>
+    <w:p>
+      <w:pPr/>
+      <w:r>
+        <w:rPr>
+          <w:b/>
+        </w:rPr>
+        <w:t xml:space="preserve">Aggregatfunktionen: </w:t>
+      </w:r>
+      <w:r>
+        <w:t>AVG, COUNT, MAX, MIN, SUM</w:t>
+      </w:r>
+    </w:p>
+    <w:p>
+      <w:pPr/>
+      <w:r>
+        <w:rPr>
+          <w:b/>
+        </w:rPr>
+        <w:t xml:space="preserve">Hinweis zur Verwendung von GROUP BY: </w:t>
+      </w:r>
+      <w:r>
+        <w:t>Bei einer Gruppierung müssen alle Spalten in der SELECT-Klausel entweder von einer Aggregatfunktion umschlossen oder explizit in der GROUP BY-Klausel aufgezählt sein.</w:t>
+      </w:r>
+    </w:p>
     <w:sectPr>
       <w:headerReference w:type="default" r:id="rId9"/>
       <w:footerReference w:type="default" r:id="rId10"/>
